--- a/Kevin doc/Kevin Doc Day1.docx
+++ b/Kevin doc/Kevin Doc Day1.docx
@@ -7,20 +7,269 @@
         <w:t>12:00 – 12:45</w:t>
       </w:r>
       <w:r>
+        <w:t xml:space="preserve"> PM</w:t>
+      </w:r>
+      <w:r>
         <w:br/>
-        <w:t xml:space="preserve">Setting up GitHub, </w:t>
-      </w:r>
-      <w:proofErr w:type="spellStart"/>
-      <w:r>
-        <w:t>VSCode</w:t>
-      </w:r>
-      <w:proofErr w:type="spellEnd"/>
-      <w:r>
-        <w:t xml:space="preserve"> and Raylib Library.</w:t>
+        <w:t>Setting up GitHub, VSCode and Raylib Library.</w:t>
+      </w:r>
+      <w:r>
+        <w:t xml:space="preserve"> (Not much else)</w:t>
       </w:r>
     </w:p>
     <w:p/>
+    <w:p>
+      <w:r>
+        <w:t>12:45 – 1:10 PM</w:t>
+      </w:r>
+      <w:r>
+        <w:br/>
+      </w:r>
+      <w:r>
+        <w:drawing>
+          <wp:inline distT="0" distB="0" distL="0" distR="0" wp14:anchorId="0D8B5EB8" wp14:editId="3D0AE8DA">
+            <wp:extent cx="5915025" cy="1181100"/>
+            <wp:effectExtent l="0" t="0" r="9525" b="0"/>
+            <wp:docPr id="1675399996" name="Picture 1"/>
+            <wp:cNvGraphicFramePr>
+              <a:graphicFrameLocks xmlns:a="http://schemas.openxmlformats.org/drawingml/2006/main" noChangeAspect="1"/>
+            </wp:cNvGraphicFramePr>
+            <a:graphic xmlns:a="http://schemas.openxmlformats.org/drawingml/2006/main">
+              <a:graphicData uri="http://schemas.openxmlformats.org/drawingml/2006/picture">
+                <pic:pic xmlns:pic="http://schemas.openxmlformats.org/drawingml/2006/picture">
+                  <pic:nvPicPr>
+                    <pic:cNvPr id="1675399996" name=""/>
+                    <pic:cNvPicPr/>
+                  </pic:nvPicPr>
+                  <pic:blipFill>
+                    <a:blip r:embed="rId4"/>
+                    <a:stretch>
+                      <a:fillRect/>
+                    </a:stretch>
+                  </pic:blipFill>
+                  <pic:spPr>
+                    <a:xfrm>
+                      <a:off x="0" y="0"/>
+                      <a:ext cx="5915536" cy="1181202"/>
+                    </a:xfrm>
+                    <a:prstGeom prst="rect">
+                      <a:avLst/>
+                    </a:prstGeom>
+                  </pic:spPr>
+                </pic:pic>
+              </a:graphicData>
+            </a:graphic>
+          </wp:inline>
+        </w:drawing>
+      </w:r>
+    </w:p>
+    <w:p>
+      <w:r>
+        <w:drawing>
+          <wp:inline distT="0" distB="0" distL="0" distR="0" wp14:anchorId="16843271" wp14:editId="530A9F69">
+            <wp:extent cx="5943600" cy="4092575"/>
+            <wp:effectExtent l="0" t="0" r="0" b="3175"/>
+            <wp:docPr id="1391525346" name="Picture 1"/>
+            <wp:cNvGraphicFramePr>
+              <a:graphicFrameLocks xmlns:a="http://schemas.openxmlformats.org/drawingml/2006/main" noChangeAspect="1"/>
+            </wp:cNvGraphicFramePr>
+            <a:graphic xmlns:a="http://schemas.openxmlformats.org/drawingml/2006/main">
+              <a:graphicData uri="http://schemas.openxmlformats.org/drawingml/2006/picture">
+                <pic:pic xmlns:pic="http://schemas.openxmlformats.org/drawingml/2006/picture">
+                  <pic:nvPicPr>
+                    <pic:cNvPr id="1391525346" name=""/>
+                    <pic:cNvPicPr/>
+                  </pic:nvPicPr>
+                  <pic:blipFill>
+                    <a:blip r:embed="rId5"/>
+                    <a:stretch>
+                      <a:fillRect/>
+                    </a:stretch>
+                  </pic:blipFill>
+                  <pic:spPr>
+                    <a:xfrm>
+                      <a:off x="0" y="0"/>
+                      <a:ext cx="5943600" cy="4092575"/>
+                    </a:xfrm>
+                    <a:prstGeom prst="rect">
+                      <a:avLst/>
+                    </a:prstGeom>
+                  </pic:spPr>
+                </pic:pic>
+              </a:graphicData>
+            </a:graphic>
+          </wp:inline>
+        </w:drawing>
+      </w:r>
+    </w:p>
+    <w:p>
+      <w:r>
+        <w:br/>
+      </w:r>
+      <w:r>
+        <w:drawing>
+          <wp:inline distT="0" distB="0" distL="0" distR="0" wp14:anchorId="45480753" wp14:editId="350A3B9C">
+            <wp:extent cx="5943600" cy="1266825"/>
+            <wp:effectExtent l="0" t="0" r="0" b="9525"/>
+            <wp:docPr id="2081456742" name="Picture 1"/>
+            <wp:cNvGraphicFramePr>
+              <a:graphicFrameLocks xmlns:a="http://schemas.openxmlformats.org/drawingml/2006/main" noChangeAspect="1"/>
+            </wp:cNvGraphicFramePr>
+            <a:graphic xmlns:a="http://schemas.openxmlformats.org/drawingml/2006/main">
+              <a:graphicData uri="http://schemas.openxmlformats.org/drawingml/2006/picture">
+                <pic:pic xmlns:pic="http://schemas.openxmlformats.org/drawingml/2006/picture">
+                  <pic:nvPicPr>
+                    <pic:cNvPr id="2081456742" name=""/>
+                    <pic:cNvPicPr/>
+                  </pic:nvPicPr>
+                  <pic:blipFill rotWithShape="1">
+                    <a:blip r:embed="rId6"/>
+                    <a:srcRect b="69142"/>
+                    <a:stretch>
+                      <a:fillRect/>
+                    </a:stretch>
+                  </pic:blipFill>
+                  <pic:spPr bwMode="auto">
+                    <a:xfrm>
+                      <a:off x="0" y="0"/>
+                      <a:ext cx="5943600" cy="1266825"/>
+                    </a:xfrm>
+                    <a:prstGeom prst="rect">
+                      <a:avLst/>
+                    </a:prstGeom>
+                    <a:ln>
+                      <a:noFill/>
+                    </a:ln>
+                    <a:extLst>
+                      <a:ext uri="{53640926-AAD7-44D8-BBD7-CCE9431645EC}">
+                        <a14:shadowObscured xmlns:a14="http://schemas.microsoft.com/office/drawing/2010/main"/>
+                      </a:ext>
+                    </a:extLst>
+                  </pic:spPr>
+                </pic:pic>
+              </a:graphicData>
+            </a:graphic>
+          </wp:inline>
+        </w:drawing>
+      </w:r>
+    </w:p>
+    <w:p>
+      <w:r>
+        <w:lastRenderedPageBreak/>
+        <w:drawing>
+          <wp:inline distT="0" distB="0" distL="0" distR="0" wp14:anchorId="7D0C8BF5" wp14:editId="1FA63E94">
+            <wp:extent cx="5943600" cy="3923665"/>
+            <wp:effectExtent l="0" t="0" r="0" b="635"/>
+            <wp:docPr id="1076833032" name="Picture 1"/>
+            <wp:cNvGraphicFramePr>
+              <a:graphicFrameLocks xmlns:a="http://schemas.openxmlformats.org/drawingml/2006/main" noChangeAspect="1"/>
+            </wp:cNvGraphicFramePr>
+            <a:graphic xmlns:a="http://schemas.openxmlformats.org/drawingml/2006/main">
+              <a:graphicData uri="http://schemas.openxmlformats.org/drawingml/2006/picture">
+                <pic:pic xmlns:pic="http://schemas.openxmlformats.org/drawingml/2006/picture">
+                  <pic:nvPicPr>
+                    <pic:cNvPr id="1076833032" name=""/>
+                    <pic:cNvPicPr/>
+                  </pic:nvPicPr>
+                  <pic:blipFill>
+                    <a:blip r:embed="rId7"/>
+                    <a:stretch>
+                      <a:fillRect/>
+                    </a:stretch>
+                  </pic:blipFill>
+                  <pic:spPr>
+                    <a:xfrm>
+                      <a:off x="0" y="0"/>
+                      <a:ext cx="5943600" cy="3923665"/>
+                    </a:xfrm>
+                    <a:prstGeom prst="rect">
+                      <a:avLst/>
+                    </a:prstGeom>
+                  </pic:spPr>
+                </pic:pic>
+              </a:graphicData>
+            </a:graphic>
+          </wp:inline>
+        </w:drawing>
+      </w:r>
+    </w:p>
+    <w:p>
+      <w:r>
+        <w:t xml:space="preserve">PS – NOT AT ALL WHAT I WANT THE GAME TO LOOK LIKE </w:t>
+      </w:r>
+      <w:r>
+        <w:rPr>
+          <w:b/>
+          <w:bCs/>
+        </w:rPr>
+        <w:t>BUT</w:t>
+      </w:r>
+      <w:r>
+        <w:t xml:space="preserve"> </w:t>
+      </w:r>
+      <w:r>
+        <w:t>t</w:t>
+      </w:r>
+      <w:r>
+        <w:t>he Project Structure is good.</w:t>
+      </w:r>
+    </w:p>
     <w:p/>
+    <w:p>
+      <w:pPr>
+        <w:rPr>
+          <w:b/>
+          <w:bCs/>
+        </w:rPr>
+      </w:pPr>
+      <w:r>
+        <w:t>1:10 – 1:30</w:t>
+      </w:r>
+      <w:r>
+        <w:br/>
+      </w:r>
+      <w:r>
+        <w:rPr>
+          <w:b/>
+          <w:bCs/>
+        </w:rPr>
+        <w:drawing>
+          <wp:inline distT="0" distB="0" distL="0" distR="0" wp14:anchorId="4E5153C5" wp14:editId="14939C8F">
+            <wp:extent cx="5943600" cy="2785110"/>
+            <wp:effectExtent l="0" t="0" r="0" b="0"/>
+            <wp:docPr id="554444716" name="Picture 1"/>
+            <wp:cNvGraphicFramePr>
+              <a:graphicFrameLocks xmlns:a="http://schemas.openxmlformats.org/drawingml/2006/main" noChangeAspect="1"/>
+            </wp:cNvGraphicFramePr>
+            <a:graphic xmlns:a="http://schemas.openxmlformats.org/drawingml/2006/main">
+              <a:graphicData uri="http://schemas.openxmlformats.org/drawingml/2006/picture">
+                <pic:pic xmlns:pic="http://schemas.openxmlformats.org/drawingml/2006/picture">
+                  <pic:nvPicPr>
+                    <pic:cNvPr id="554444716" name=""/>
+                    <pic:cNvPicPr/>
+                  </pic:nvPicPr>
+                  <pic:blipFill>
+                    <a:blip r:embed="rId8"/>
+                    <a:stretch>
+                      <a:fillRect/>
+                    </a:stretch>
+                  </pic:blipFill>
+                  <pic:spPr>
+                    <a:xfrm>
+                      <a:off x="0" y="0"/>
+                      <a:ext cx="5943600" cy="2785110"/>
+                    </a:xfrm>
+                    <a:prstGeom prst="rect">
+                      <a:avLst/>
+                    </a:prstGeom>
+                  </pic:spPr>
+                </pic:pic>
+              </a:graphicData>
+            </a:graphic>
+          </wp:inline>
+        </w:drawing>
+      </w:r>
+    </w:p>
     <w:sectPr>
       <w:pgSz w:w="12240" w:h="15840"/>
       <w:pgMar w:top="1440" w:right="1440" w:bottom="1440" w:left="1440" w:header="720" w:footer="720" w:gutter="0"/>

--- a/Kevin doc/Kevin Doc Day1.docx
+++ b/Kevin doc/Kevin Doc Day1.docx
@@ -4,28 +4,60 @@
   <w:body>
     <w:p>
       <w:r>
+        <w:rPr>
+          <w:sz w:val="40"/>
+          <w:szCs w:val="40"/>
+        </w:rPr>
         <w:t>12:00 – 12:45</w:t>
       </w:r>
       <w:r>
+        <w:rPr>
+          <w:sz w:val="40"/>
+          <w:szCs w:val="40"/>
+        </w:rPr>
         <w:t xml:space="preserve"> PM</w:t>
       </w:r>
       <w:r>
+        <w:rPr>
+          <w:sz w:val="40"/>
+          <w:szCs w:val="40"/>
+        </w:rPr>
+        <w:t xml:space="preserve"> – Setting Up</w:t>
+      </w:r>
+      <w:r>
         <w:br/>
-        <w:t>Setting up GitHub, VSCode and Raylib Library.</w:t>
-      </w:r>
-      <w:r>
-        <w:t xml:space="preserve"> (Not much else)</w:t>
       </w:r>
     </w:p>
-    <w:p/>
     <w:p>
-      <w:r>
+      <w:pPr>
+        <w:rPr>
+          <w:sz w:val="40"/>
+          <w:szCs w:val="40"/>
+        </w:rPr>
+      </w:pPr>
+    </w:p>
+    <w:p>
+      <w:r>
+        <w:rPr>
+          <w:sz w:val="40"/>
+          <w:szCs w:val="40"/>
+        </w:rPr>
         <w:t>12:45 – 1:10 PM</w:t>
       </w:r>
       <w:r>
+        <w:rPr>
+          <w:sz w:val="40"/>
+          <w:szCs w:val="40"/>
+        </w:rPr>
+        <w:t xml:space="preserve"> – Creating Base Template</w:t>
+      </w:r>
+      <w:r>
         <w:br/>
       </w:r>
       <w:r>
+        <w:rPr>
+          <w:noProof/>
+        </w:rPr>
         <w:drawing>
           <wp:inline distT="0" distB="0" distL="0" distR="0" wp14:anchorId="0D8B5EB8" wp14:editId="3D0AE8DA">
             <wp:extent cx="5915025" cy="1181100"/>
@@ -65,6 +97,9 @@
     </w:p>
     <w:p>
       <w:r>
+        <w:rPr>
+          <w:noProof/>
+        </w:rPr>
         <w:drawing>
           <wp:inline distT="0" distB="0" distL="0" distR="0" wp14:anchorId="16843271" wp14:editId="530A9F69">
             <wp:extent cx="5943600" cy="4092575"/>
@@ -104,9 +139,13 @@
     </w:p>
     <w:p>
       <w:r>
+        <w:lastRenderedPageBreak/>
         <w:br/>
       </w:r>
       <w:r>
+        <w:rPr>
+          <w:noProof/>
+        </w:rPr>
         <w:drawing>
           <wp:inline distT="0" distB="0" distL="0" distR="0" wp14:anchorId="45480753" wp14:editId="350A3B9C">
             <wp:extent cx="5943600" cy="1266825"/>
@@ -155,7 +194,9 @@
     </w:p>
     <w:p>
       <w:r>
-        <w:lastRenderedPageBreak/>
+        <w:rPr>
+          <w:noProof/>
+        </w:rPr>
         <w:drawing>
           <wp:inline distT="0" distB="0" distL="0" distR="0" wp14:anchorId="7D0C8BF5" wp14:editId="1FA63E94">
             <wp:extent cx="5943600" cy="3923665"/>
@@ -218,24 +259,65 @@
     <w:p>
       <w:pPr>
         <w:rPr>
+          <w:sz w:val="40"/>
+          <w:szCs w:val="40"/>
+        </w:rPr>
+      </w:pPr>
+      <w:r>
+        <w:rPr>
+          <w:sz w:val="40"/>
+          <w:szCs w:val="40"/>
+        </w:rPr>
+        <w:lastRenderedPageBreak/>
+        <w:t>1:10 – 1:30</w:t>
+      </w:r>
+      <w:r>
+        <w:rPr>
+          <w:sz w:val="40"/>
+          <w:szCs w:val="40"/>
+        </w:rPr>
+        <w:t xml:space="preserve"> PM</w:t>
+      </w:r>
+      <w:r>
+        <w:rPr>
+          <w:sz w:val="40"/>
+          <w:szCs w:val="40"/>
+        </w:rPr>
+        <w:t xml:space="preserve"> – </w:t>
+      </w:r>
+      <w:r>
+        <w:rPr>
+          <w:sz w:val="40"/>
+          <w:szCs w:val="40"/>
+        </w:rPr>
+        <w:t>Working on</w:t>
+      </w:r>
+      <w:r>
+        <w:rPr>
+          <w:sz w:val="40"/>
+          <w:szCs w:val="40"/>
+        </w:rPr>
+        <w:t xml:space="preserve"> Platforms</w:t>
+      </w:r>
+      <w:r>
+        <w:rPr>
+          <w:sz w:val="40"/>
+          <w:szCs w:val="40"/>
+        </w:rPr>
+        <w:t xml:space="preserve"> while my teammate focuses on Player</w:t>
+      </w:r>
+      <w:r>
+        <w:br/>
+      </w:r>
+      <w:r>
+        <w:rPr>
           <w:b/>
           <w:bCs/>
-        </w:rPr>
-      </w:pPr>
-      <w:r>
-        <w:t>1:10 – 1:30</w:t>
-      </w:r>
-      <w:r>
-        <w:br/>
-      </w:r>
-      <w:r>
-        <w:rPr>
-          <w:b/>
-          <w:bCs/>
+          <w:noProof/>
         </w:rPr>
         <w:drawing>
-          <wp:inline distT="0" distB="0" distL="0" distR="0" wp14:anchorId="4E5153C5" wp14:editId="14939C8F">
-            <wp:extent cx="5943600" cy="2785110"/>
+          <wp:inline distT="0" distB="0" distL="0" distR="0" wp14:anchorId="4E5153C5" wp14:editId="24B9F357">
+            <wp:extent cx="5381625" cy="2521774"/>
             <wp:effectExtent l="0" t="0" r="0" b="0"/>
             <wp:docPr id="554444716" name="Picture 1"/>
             <wp:cNvGraphicFramePr>
@@ -257,7 +339,7 @@
                   <pic:spPr>
                     <a:xfrm>
                       <a:off x="0" y="0"/>
-                      <a:ext cx="5943600" cy="2785110"/>
+                      <a:ext cx="5384773" cy="2523249"/>
                     </a:xfrm>
                     <a:prstGeom prst="rect">
                       <a:avLst/>
@@ -268,6 +350,334 @@
             </a:graphic>
           </wp:inline>
         </w:drawing>
+      </w:r>
+    </w:p>
+    <w:p>
+      <w:pPr>
+        <w:rPr>
+          <w:sz w:val="40"/>
+          <w:szCs w:val="40"/>
+        </w:rPr>
+      </w:pPr>
+    </w:p>
+    <w:p>
+      <w:pPr>
+        <w:rPr>
+          <w:sz w:val="40"/>
+          <w:szCs w:val="40"/>
+        </w:rPr>
+      </w:pPr>
+      <w:r>
+        <w:rPr>
+          <w:sz w:val="40"/>
+          <w:szCs w:val="40"/>
+        </w:rPr>
+        <w:br/>
+      </w:r>
+      <w:r>
+        <w:rPr>
+          <w:sz w:val="40"/>
+          <w:szCs w:val="40"/>
+        </w:rPr>
+        <w:br/>
+      </w:r>
+      <w:r>
+        <w:rPr>
+          <w:sz w:val="40"/>
+          <w:szCs w:val="40"/>
+        </w:rPr>
+        <w:br/>
+      </w:r>
+      <w:r>
+        <w:rPr>
+          <w:sz w:val="40"/>
+          <w:szCs w:val="40"/>
+        </w:rPr>
+        <w:br/>
+      </w:r>
+      <w:r>
+        <w:rPr>
+          <w:sz w:val="40"/>
+          <w:szCs w:val="40"/>
+        </w:rPr>
+        <w:br/>
+      </w:r>
+      <w:r>
+        <w:rPr>
+          <w:sz w:val="40"/>
+          <w:szCs w:val="40"/>
+        </w:rPr>
+        <w:br/>
+      </w:r>
+      <w:r>
+        <w:rPr>
+          <w:sz w:val="40"/>
+          <w:szCs w:val="40"/>
+        </w:rPr>
+        <w:br/>
+      </w:r>
+      <w:r>
+        <w:rPr>
+          <w:sz w:val="40"/>
+          <w:szCs w:val="40"/>
+        </w:rPr>
+        <w:br/>
+      </w:r>
+      <w:r>
+        <w:rPr>
+          <w:sz w:val="40"/>
+          <w:szCs w:val="40"/>
+        </w:rPr>
+        <w:br/>
+      </w:r>
+      <w:r>
+        <w:rPr>
+          <w:sz w:val="40"/>
+          <w:szCs w:val="40"/>
+        </w:rPr>
+        <w:br/>
+      </w:r>
+      <w:r>
+        <w:rPr>
+          <w:sz w:val="40"/>
+          <w:szCs w:val="40"/>
+        </w:rPr>
+        <w:br/>
+      </w:r>
+      <w:r>
+        <w:rPr>
+          <w:sz w:val="40"/>
+          <w:szCs w:val="40"/>
+        </w:rPr>
+        <w:lastRenderedPageBreak/>
+        <w:br/>
+      </w:r>
+      <w:r>
+        <w:rPr>
+          <w:sz w:val="40"/>
+          <w:szCs w:val="40"/>
+        </w:rPr>
+        <w:t>1:30 – 2:00 PM</w:t>
+      </w:r>
+      <w:r>
+        <w:rPr>
+          <w:sz w:val="40"/>
+          <w:szCs w:val="40"/>
+        </w:rPr>
+        <w:t xml:space="preserve"> – Improving Background Drawings</w:t>
+      </w:r>
+    </w:p>
+    <w:p>
+      <w:pPr>
+        <w:rPr>
+          <w:b/>
+          <w:bCs/>
+        </w:rPr>
+      </w:pPr>
+      <w:r>
+        <w:rPr>
+          <w:b/>
+          <w:bCs/>
+          <w:noProof/>
+        </w:rPr>
+        <w:drawing>
+          <wp:inline distT="0" distB="0" distL="0" distR="0" wp14:anchorId="058D09B9" wp14:editId="111C8A10">
+            <wp:extent cx="6480354" cy="942975"/>
+            <wp:effectExtent l="0" t="0" r="0" b="0"/>
+            <wp:docPr id="1667747013" name="Picture 1"/>
+            <wp:cNvGraphicFramePr>
+              <a:graphicFrameLocks xmlns:a="http://schemas.openxmlformats.org/drawingml/2006/main" noChangeAspect="1"/>
+            </wp:cNvGraphicFramePr>
+            <a:graphic xmlns:a="http://schemas.openxmlformats.org/drawingml/2006/main">
+              <a:graphicData uri="http://schemas.openxmlformats.org/drawingml/2006/picture">
+                <pic:pic xmlns:pic="http://schemas.openxmlformats.org/drawingml/2006/picture">
+                  <pic:nvPicPr>
+                    <pic:cNvPr id="1667747013" name=""/>
+                    <pic:cNvPicPr/>
+                  </pic:nvPicPr>
+                  <pic:blipFill>
+                    <a:blip r:embed="rId9"/>
+                    <a:stretch>
+                      <a:fillRect/>
+                    </a:stretch>
+                  </pic:blipFill>
+                  <pic:spPr>
+                    <a:xfrm>
+                      <a:off x="0" y="0"/>
+                      <a:ext cx="6499264" cy="945727"/>
+                    </a:xfrm>
+                    <a:prstGeom prst="rect">
+                      <a:avLst/>
+                    </a:prstGeom>
+                  </pic:spPr>
+                </pic:pic>
+              </a:graphicData>
+            </a:graphic>
+          </wp:inline>
+        </w:drawing>
+      </w:r>
+      <w:r>
+        <w:rPr>
+          <w:b/>
+          <w:bCs/>
+        </w:rPr>
+        <w:br/>
+      </w:r>
+      <w:r>
+        <w:rPr>
+          <w:b/>
+          <w:bCs/>
+          <w:noProof/>
+        </w:rPr>
+        <w:drawing>
+          <wp:inline distT="0" distB="0" distL="0" distR="0" wp14:anchorId="2A051BA6" wp14:editId="12AE1C47">
+            <wp:extent cx="6568320" cy="1447800"/>
+            <wp:effectExtent l="0" t="0" r="4445" b="0"/>
+            <wp:docPr id="1958729085" name="Picture 1"/>
+            <wp:cNvGraphicFramePr>
+              <a:graphicFrameLocks xmlns:a="http://schemas.openxmlformats.org/drawingml/2006/main" noChangeAspect="1"/>
+            </wp:cNvGraphicFramePr>
+            <a:graphic xmlns:a="http://schemas.openxmlformats.org/drawingml/2006/main">
+              <a:graphicData uri="http://schemas.openxmlformats.org/drawingml/2006/picture">
+                <pic:pic xmlns:pic="http://schemas.openxmlformats.org/drawingml/2006/picture">
+                  <pic:nvPicPr>
+                    <pic:cNvPr id="1958729085" name=""/>
+                    <pic:cNvPicPr/>
+                  </pic:nvPicPr>
+                  <pic:blipFill>
+                    <a:blip r:embed="rId10"/>
+                    <a:stretch>
+                      <a:fillRect/>
+                    </a:stretch>
+                  </pic:blipFill>
+                  <pic:spPr>
+                    <a:xfrm>
+                      <a:off x="0" y="0"/>
+                      <a:ext cx="6613647" cy="1457791"/>
+                    </a:xfrm>
+                    <a:prstGeom prst="rect">
+                      <a:avLst/>
+                    </a:prstGeom>
+                  </pic:spPr>
+                </pic:pic>
+              </a:graphicData>
+            </a:graphic>
+          </wp:inline>
+        </w:drawing>
+      </w:r>
+      <w:r>
+        <w:rPr>
+          <w:b/>
+          <w:bCs/>
+        </w:rPr>
+        <w:br/>
+      </w:r>
+      <w:r>
+        <w:rPr>
+          <w:b/>
+          <w:bCs/>
+          <w:noProof/>
+        </w:rPr>
+        <w:drawing>
+          <wp:inline distT="0" distB="0" distL="0" distR="0" wp14:anchorId="6F9BB3CF" wp14:editId="7A98E99E">
+            <wp:extent cx="6459577" cy="4133850"/>
+            <wp:effectExtent l="0" t="0" r="0" b="0"/>
+            <wp:docPr id="2087782539" name="Picture 1"/>
+            <wp:cNvGraphicFramePr>
+              <a:graphicFrameLocks xmlns:a="http://schemas.openxmlformats.org/drawingml/2006/main" noChangeAspect="1"/>
+            </wp:cNvGraphicFramePr>
+            <a:graphic xmlns:a="http://schemas.openxmlformats.org/drawingml/2006/main">
+              <a:graphicData uri="http://schemas.openxmlformats.org/drawingml/2006/picture">
+                <pic:pic xmlns:pic="http://schemas.openxmlformats.org/drawingml/2006/picture">
+                  <pic:nvPicPr>
+                    <pic:cNvPr id="2087782539" name=""/>
+                    <pic:cNvPicPr/>
+                  </pic:nvPicPr>
+                  <pic:blipFill>
+                    <a:blip r:embed="rId11"/>
+                    <a:stretch>
+                      <a:fillRect/>
+                    </a:stretch>
+                  </pic:blipFill>
+                  <pic:spPr>
+                    <a:xfrm>
+                      <a:off x="0" y="0"/>
+                      <a:ext cx="6491486" cy="4154270"/>
+                    </a:xfrm>
+                    <a:prstGeom prst="rect">
+                      <a:avLst/>
+                    </a:prstGeom>
+                  </pic:spPr>
+                </pic:pic>
+              </a:graphicData>
+            </a:graphic>
+          </wp:inline>
+        </w:drawing>
+      </w:r>
+    </w:p>
+    <w:p>
+      <w:pPr>
+        <w:rPr>
+          <w:b/>
+          <w:bCs/>
+        </w:rPr>
+      </w:pPr>
+    </w:p>
+    <w:p>
+      <w:pPr>
+        <w:rPr>
+          <w:sz w:val="40"/>
+          <w:szCs w:val="40"/>
+        </w:rPr>
+      </w:pPr>
+      <w:r>
+        <w:rPr>
+          <w:sz w:val="40"/>
+          <w:szCs w:val="40"/>
+        </w:rPr>
+        <w:t>8:00</w:t>
+      </w:r>
+      <w:r>
+        <w:rPr>
+          <w:sz w:val="40"/>
+          <w:szCs w:val="40"/>
+        </w:rPr>
+        <w:t xml:space="preserve"> – </w:t>
+      </w:r>
+      <w:r>
+        <w:rPr>
+          <w:sz w:val="40"/>
+          <w:szCs w:val="40"/>
+        </w:rPr>
+        <w:t>8</w:t>
+      </w:r>
+      <w:r>
+        <w:rPr>
+          <w:sz w:val="40"/>
+          <w:szCs w:val="40"/>
+        </w:rPr>
+        <w:t>:</w:t>
+      </w:r>
+      <w:r>
+        <w:rPr>
+          <w:sz w:val="40"/>
+          <w:szCs w:val="40"/>
+        </w:rPr>
+        <w:t>30</w:t>
+      </w:r>
+      <w:r>
+        <w:rPr>
+          <w:sz w:val="40"/>
+          <w:szCs w:val="40"/>
+        </w:rPr>
+        <w:t xml:space="preserve"> PM – </w:t>
+      </w:r>
+      <w:r>
+        <w:rPr>
+          <w:sz w:val="40"/>
+          <w:szCs w:val="40"/>
+        </w:rPr>
+        <w:t>Recording and Uploading Screen Cast</w:t>
       </w:r>
     </w:p>
     <w:sectPr>
